--- a/Thuyet trinh stem.docx
+++ b/Thuyet trinh stem.docx
@@ -283,6 +283,7 @@
           <w:rFonts w:ascii="Times New Roman" w:hAnsi="Times New Roman" w:cs="Times New Roman"/>
           <w:sz w:val="28"/>
           <w:szCs w:val="28"/>
+          <w:lang w:val="en-US"/>
         </w:rPr>
       </w:pPr>
       <w:r>
@@ -307,24 +308,41 @@
           <w:sz w:val="28"/>
           <w:szCs w:val="28"/>
         </w:rPr>
-        <w:t>11A1</w:t>
-      </w:r>
-    </w:p>
-    <w:p>
-      <w:pPr>
-        <w:rPr>
-          <w:rFonts w:ascii="Times New Roman" w:hAnsi="Times New Roman" w:cs="Times New Roman"/>
-          <w:sz w:val="28"/>
-          <w:szCs w:val="28"/>
-        </w:rPr>
-      </w:pPr>
-      <w:r>
-        <w:rPr>
-          <w:rFonts w:ascii="Times New Roman" w:hAnsi="Times New Roman" w:cs="Times New Roman"/>
-          <w:sz w:val="28"/>
-          <w:szCs w:val="28"/>
-        </w:rPr>
-        <w:t>3. Tên các thành viên trong  nhóm dự án:</w:t>
+        <w:t>A1K50 | SmartChemistry Lab</w:t>
+      </w:r>
+    </w:p>
+    <w:p>
+      <w:pPr>
+        <w:rPr>
+          <w:rFonts w:ascii="Times New Roman" w:hAnsi="Times New Roman" w:cs="Times New Roman"/>
+          <w:sz w:val="28"/>
+          <w:szCs w:val="28"/>
+        </w:rPr>
+      </w:pPr>
+      <w:r>
+        <w:rPr>
+          <w:rFonts w:ascii="Times New Roman" w:hAnsi="Times New Roman" w:cs="Times New Roman"/>
+          <w:sz w:val="28"/>
+          <w:szCs w:val="28"/>
+        </w:rPr>
+        <w:t>3. Tên các thành viên trong</w:t>
+      </w:r>
+      <w:r>
+        <w:rPr>
+          <w:rFonts w:ascii="Times New Roman" w:hAnsi="Times New Roman" w:cs="Times New Roman"/>
+          <w:sz w:val="28"/>
+          <w:szCs w:val="28"/>
+          <w:lang w:val="en-US"/>
+        </w:rPr>
+        <w:t xml:space="preserve"> </w:t>
+      </w:r>
+      <w:r>
+        <w:rPr>
+          <w:rFonts w:ascii="Times New Roman" w:hAnsi="Times New Roman" w:cs="Times New Roman"/>
+          <w:sz w:val="28"/>
+          <w:szCs w:val="28"/>
+        </w:rPr>
+        <w:t>nhóm dự án:</w:t>
       </w:r>
     </w:p>
     <w:p>
@@ -935,7 +953,39 @@
           <w:sz w:val="28"/>
           <w:szCs w:val="28"/>
         </w:rPr>
-        <w:t>) đóng vai trò là "Bộ não" của phòng thí nghiệm:</w:t>
+        <w:t>) đóng vai trò là </w:t>
+      </w:r>
+      <w:r>
+        <w:rPr>
+          <w:rFonts w:ascii="Times New Roman" w:hAnsi="Times New Roman" w:cs="Times New Roman"/>
+          <w:sz w:val="28"/>
+          <w:szCs w:val="28"/>
+        </w:rPr>
+        <w:t>“</w:t>
+      </w:r>
+      <w:r>
+        <w:rPr>
+          <w:rFonts w:ascii="Times New Roman" w:hAnsi="Times New Roman" w:cs="Times New Roman"/>
+          <w:sz w:val="28"/>
+          <w:szCs w:val="28"/>
+        </w:rPr>
+        <w:t>Bộ não</w:t>
+      </w:r>
+      <w:r>
+        <w:rPr>
+          <w:rFonts w:ascii="Times New Roman" w:hAnsi="Times New Roman" w:cs="Times New Roman"/>
+          <w:sz w:val="28"/>
+          <w:szCs w:val="28"/>
+        </w:rPr>
+        <w:t>”</w:t>
+      </w:r>
+      <w:r>
+        <w:rPr>
+          <w:rFonts w:ascii="Times New Roman" w:hAnsi="Times New Roman" w:cs="Times New Roman"/>
+          <w:sz w:val="28"/>
+          <w:szCs w:val="28"/>
+        </w:rPr>
+        <w:t> của phòng thí nghiệm:</w:t>
       </w:r>
     </w:p>
     <w:p>
@@ -1222,7 +1272,39 @@
           <w:sz w:val="28"/>
           <w:szCs w:val="28"/>
         </w:rPr>
-        <w:t>Xây dựng chế độ "Thực tế ảo" (WebVR) để học sinh có cảm giác như đang đứng trong một phòng Lab thực thụ</w:t>
+        <w:t xml:space="preserve">Xây dựng chế độ </w:t>
+      </w:r>
+      <w:r>
+        <w:rPr>
+          <w:rFonts w:ascii="Times New Roman" w:hAnsi="Times New Roman" w:cs="Times New Roman"/>
+          <w:sz w:val="28"/>
+          <w:szCs w:val="28"/>
+        </w:rPr>
+        <w:t>“</w:t>
+      </w:r>
+      <w:r>
+        <w:rPr>
+          <w:rFonts w:ascii="Times New Roman" w:hAnsi="Times New Roman" w:cs="Times New Roman"/>
+          <w:sz w:val="28"/>
+          <w:szCs w:val="28"/>
+        </w:rPr>
+        <w:t>Thực tế ảo</w:t>
+      </w:r>
+      <w:r>
+        <w:rPr>
+          <w:rFonts w:ascii="Times New Roman" w:hAnsi="Times New Roman" w:cs="Times New Roman"/>
+          <w:sz w:val="28"/>
+          <w:szCs w:val="28"/>
+        </w:rPr>
+        <w:t>”</w:t>
+      </w:r>
+      <w:r>
+        <w:rPr>
+          <w:rFonts w:ascii="Times New Roman" w:hAnsi="Times New Roman" w:cs="Times New Roman"/>
+          <w:sz w:val="28"/>
+          <w:szCs w:val="28"/>
+        </w:rPr>
+        <w:t xml:space="preserve"> (WebVR) để học sinh có cảm giác như đang đứng trong một phòng Lab thực thụ</w:t>
       </w:r>
     </w:p>
     <w:p>
